--- a/print/인쇄물.docx
+++ b/print/인쇄물.docx
@@ -1,45 +1,227 @@
 
 <file path=word/document.xml><?xml version="1.0" encoding="utf-8"?>
-<w:document xmlns:wpc="http://schemas.microsoft.com/office/word/2010/wordprocessingCanvas" xmlns:cx="http://schemas.microsoft.com/office/drawing/2014/chartex" xmlns:cx1="http://schemas.microsoft.com/office/drawing/2015/9/8/chartex" xmlns:cx2="http://schemas.microsoft.com/office/drawing/2015/10/21/chartex" xmlns:cx3="http://schemas.microsoft.com/office/drawing/2016/5/9/chartex" xmlns:cx4="http://schemas.microsoft.com/office/drawing/2016/5/10/chartex" xmlns:cx5="http://schemas.microsoft.com/office/drawing/2016/5/11/chartex" xmlns:cx6="http://schemas.microsoft.com/office/drawing/2016/5/12/chartex" xmlns:cx7="http://schemas.microsoft.com/office/drawing/2016/5/13/chartex" xmlns:cx8="http://schemas.microsoft.com/office/drawing/2016/5/14/chartex" xmlns:mc="http://schemas.openxmlformats.org/markup-compatibility/2006" xmlns:aink="http://schemas.microsoft.com/office/drawing/2016/ink" xmlns:am3d="http://schemas.microsoft.com/office/drawing/2017/model3d" xmlns:o="urn:schemas-microsoft-com:office:office" xmlns:r="http://schemas.openxmlformats.org/officeDocument/2006/relationships" xmlns:m="http://schemas.openxmlformats.org/officeDocument/2006/math" xmlns:v="urn:schemas-microsoft-com:vml" xmlns:wp14="http://schemas.microsoft.com/office/word/2010/wordprocessingDrawing" xmlns:wp="http://schemas.openxmlformats.org/drawingml/2006/wordprocessingDrawing" xmlns:w10="urn:schemas-microsoft-com:office:word" xmlns:w="http://schemas.openxmlformats.org/wordprocessingml/2006/main" xmlns:w14="http://schemas.microsoft.com/office/word/2010/wordml" xmlns:w15="http://schemas.microsoft.com/office/word/2012/wordml" xmlns:w16cid="http://schemas.microsoft.com/office/word/2016/wordml/cid" xmlns:w16se="http://schemas.microsoft.com/office/word/2015/wordml/symex" xmlns:wpg="http://schemas.microsoft.com/office/word/2010/wordprocessingGroup" xmlns:wpi="http://schemas.microsoft.com/office/word/2010/wordprocessingInk" xmlns:wne="http://schemas.microsoft.com/office/word/2006/wordml" xmlns:wps="http://schemas.microsoft.com/office/word/2010/wordprocessingShape" mc:Ignorable="w14 w15 w16se w16cid wp14">
+<w:document xmlns:wpc="http://schemas.microsoft.com/office/word/2010/wordprocessingCanvas" xmlns:cx="http://schemas.microsoft.com/office/drawing/2014/chartex" xmlns:cx1="http://schemas.microsoft.com/office/drawing/2015/9/8/chartex" xmlns:cx2="http://schemas.microsoft.com/office/drawing/2015/10/21/chartex" xmlns:cx3="http://schemas.microsoft.com/office/drawing/2016/5/9/chartex" xmlns:cx4="http://schemas.microsoft.com/office/drawing/2016/5/10/chartex" xmlns:cx5="http://schemas.microsoft.com/office/drawing/2016/5/11/chartex" xmlns:cx6="http://schemas.microsoft.com/office/drawing/2016/5/12/chartex" xmlns:cx7="http://schemas.microsoft.com/office/drawing/2016/5/13/chartex" xmlns:cx8="http://schemas.microsoft.com/office/drawing/2016/5/14/chartex" xmlns:mc="http://schemas.openxmlformats.org/markup-compatibility/2006" xmlns:aink="http://schemas.microsoft.com/office/drawing/2016/ink" xmlns:am3d="http://schemas.microsoft.com/office/drawing/2017/model3d" xmlns:o="urn:schemas-microsoft-com:office:office" xmlns:r="http://schemas.openxmlformats.org/officeDocument/2006/relationships" xmlns:m="http://schemas.openxmlformats.org/officeDocument/2006/math" xmlns:v="urn:schemas-microsoft-com:vml" xmlns:wp14="http://schemas.microsoft.com/office/word/2010/wordprocessingDrawing" xmlns:wp="http://schemas.openxmlformats.org/drawingml/2006/wordprocessingDrawing" xmlns:w10="urn:schemas-microsoft-com:office:word" xmlns:w="http://schemas.openxmlformats.org/wordprocessingml/2006/main" xmlns:w14="http://schemas.microsoft.com/office/word/2010/wordml" xmlns:w15="http://schemas.microsoft.com/office/word/2012/wordml" xmlns:w16cex="http://schemas.microsoft.com/office/word/2018/wordml/cex" xmlns:w16cid="http://schemas.microsoft.com/office/word/2016/wordml/cid" xmlns:w16="http://schemas.microsoft.com/office/word/2018/wordml" xmlns:w16se="http://schemas.microsoft.com/office/word/2015/wordml/symex" xmlns:wpg="http://schemas.microsoft.com/office/word/2010/wordprocessingGroup" xmlns:wpi="http://schemas.microsoft.com/office/word/2010/wordprocessingInk" xmlns:wne="http://schemas.microsoft.com/office/word/2006/wordml" xmlns:wps="http://schemas.microsoft.com/office/word/2010/wordprocessingShape" mc:Ignorable="w14 w15 w16se w16cid w16 w16cex wp14">
   <w:body>
     <w:p>
-      <w:r>
-        <w:rPr>
-          <w:rFonts w:hint="eastAsia"/>
-        </w:rPr>
-        <w:t>여러분은 지금부터 보물을 찾는 탐험가입니다.</w:t>
-      </w:r>
-    </w:p>
-    <w:p>
-      <w:r>
-        <w:rPr>
-          <w:rFonts w:hint="eastAsia"/>
-        </w:rPr>
-        <w:t>여기 근처에 잠겨진 자물쇠를 찾으세요.</w:t>
-      </w:r>
-    </w:p>
-    <w:p>
-      <w:pPr>
-        <w:rPr>
-          <w:rFonts w:hint="eastAsia"/>
-        </w:rPr>
-      </w:pPr>
-      <w:r>
-        <w:rPr>
-          <w:rFonts w:hint="eastAsia"/>
-        </w:rPr>
-        <w:t>그리고 게임을 시작하세요.</w:t>
-      </w:r>
-    </w:p>
-    <w:p>
+      <w:pPr>
+        <w:rPr>
+          <w:sz w:val="24"/>
+          <w:szCs w:val="28"/>
+        </w:rPr>
+      </w:pPr>
+      <w:r>
+        <w:rPr>
+          <w:rFonts w:hint="eastAsia"/>
+          <w:sz w:val="24"/>
+          <w:szCs w:val="28"/>
+        </w:rPr>
+        <w:t>(옷장</w:t>
+      </w:r>
+      <w:r>
+        <w:rPr>
+          <w:rFonts w:hint="eastAsia"/>
+          <w:sz w:val="24"/>
+          <w:szCs w:val="28"/>
+        </w:rPr>
+        <w:t xml:space="preserve"> 근처에 잠겨진 자물쇠를 찾으세요.</w:t>
+      </w:r>
+      <w:r>
+        <w:rPr>
+          <w:sz w:val="24"/>
+          <w:szCs w:val="28"/>
+        </w:rPr>
+        <w:t>)</w:t>
+      </w:r>
+    </w:p>
+    <w:p>
+      <w:pPr>
+        <w:rPr>
+          <w:rFonts w:hint="eastAsia"/>
+          <w:sz w:val="24"/>
+          <w:szCs w:val="28"/>
+        </w:rPr>
+      </w:pPr>
+      <w:proofErr w:type="gramStart"/>
+      <w:r>
+        <w:rPr>
+          <w:rFonts w:hint="eastAsia"/>
+          <w:sz w:val="24"/>
+          <w:szCs w:val="28"/>
+        </w:rPr>
+        <w:t>너.</w:t>
+      </w:r>
+      <w:r>
+        <w:rPr>
+          <w:sz w:val="24"/>
+          <w:szCs w:val="28"/>
+        </w:rPr>
+        <w:t>.</w:t>
+      </w:r>
+      <w:proofErr w:type="gramEnd"/>
+      <w:r>
+        <w:rPr>
+          <w:sz w:val="24"/>
+          <w:szCs w:val="28"/>
+        </w:rPr>
+        <w:t xml:space="preserve"> </w:t>
+      </w:r>
+      <w:r>
+        <w:rPr>
+          <w:rFonts w:hint="eastAsia"/>
+          <w:sz w:val="24"/>
+          <w:szCs w:val="28"/>
+        </w:rPr>
+        <w:t>이 메모를</w:t>
+      </w:r>
+      <w:r>
+        <w:rPr>
+          <w:sz w:val="24"/>
+          <w:szCs w:val="28"/>
+        </w:rPr>
+        <w:t xml:space="preserve"> </w:t>
+      </w:r>
+      <w:r>
+        <w:rPr>
+          <w:rFonts w:hint="eastAsia"/>
+          <w:sz w:val="24"/>
+          <w:szCs w:val="28"/>
+        </w:rPr>
+        <w:t>찾은 걸 보니 자물쇠를 봤구나?</w:t>
+      </w:r>
+    </w:p>
+    <w:p>
+      <w:pPr>
+        <w:rPr>
+          <w:sz w:val="24"/>
+          <w:szCs w:val="28"/>
+        </w:rPr>
+      </w:pPr>
+      <w:r>
+        <w:rPr>
+          <w:rFonts w:hint="eastAsia"/>
+          <w:sz w:val="24"/>
+          <w:szCs w:val="28"/>
+        </w:rPr>
+        <w:t xml:space="preserve">너도 보물을 찾고 </w:t>
+      </w:r>
+      <w:proofErr w:type="spellStart"/>
+      <w:r>
+        <w:rPr>
+          <w:rFonts w:hint="eastAsia"/>
+          <w:sz w:val="24"/>
+          <w:szCs w:val="28"/>
+        </w:rPr>
+        <w:t>있는거냐</w:t>
+      </w:r>
+      <w:proofErr w:type="spellEnd"/>
+      <w:r>
+        <w:rPr>
+          <w:rFonts w:hint="eastAsia"/>
+          <w:sz w:val="24"/>
+          <w:szCs w:val="28"/>
+        </w:rPr>
+        <w:t>?</w:t>
+      </w:r>
+    </w:p>
+    <w:p>
+      <w:pPr>
+        <w:rPr>
+          <w:sz w:val="24"/>
+          <w:szCs w:val="28"/>
+        </w:rPr>
+      </w:pPr>
+      <w:r>
+        <w:rPr>
+          <w:rFonts w:hint="eastAsia"/>
+          <w:sz w:val="24"/>
+          <w:szCs w:val="28"/>
+        </w:rPr>
+        <w:t xml:space="preserve">하긴 이걸 열었을 </w:t>
+      </w:r>
+      <w:proofErr w:type="gramStart"/>
+      <w:r>
+        <w:rPr>
+          <w:rFonts w:hint="eastAsia"/>
+          <w:sz w:val="24"/>
+          <w:szCs w:val="28"/>
+        </w:rPr>
+        <w:t>정도라면.</w:t>
+      </w:r>
+      <w:r>
+        <w:rPr>
+          <w:sz w:val="24"/>
+          <w:szCs w:val="28"/>
+        </w:rPr>
+        <w:t>.</w:t>
+      </w:r>
+      <w:proofErr w:type="gramEnd"/>
+      <w:r>
+        <w:rPr>
+          <w:sz w:val="24"/>
+          <w:szCs w:val="28"/>
+        </w:rPr>
+        <w:t xml:space="preserve"> </w:t>
+      </w:r>
+      <w:r>
+        <w:rPr>
+          <w:rFonts w:hint="eastAsia"/>
+          <w:sz w:val="24"/>
+          <w:szCs w:val="28"/>
+        </w:rPr>
+        <w:t xml:space="preserve">보물을 찾을지도 </w:t>
+      </w:r>
+      <w:proofErr w:type="gramStart"/>
+      <w:r>
+        <w:rPr>
+          <w:rFonts w:hint="eastAsia"/>
+          <w:sz w:val="24"/>
+          <w:szCs w:val="28"/>
+        </w:rPr>
+        <w:t>모르겠군.</w:t>
+      </w:r>
+      <w:r>
+        <w:rPr>
+          <w:sz w:val="24"/>
+          <w:szCs w:val="28"/>
+        </w:rPr>
+        <w:t>.</w:t>
+      </w:r>
+      <w:proofErr w:type="gramEnd"/>
+    </w:p>
+    <w:p>
+      <w:pPr>
+        <w:rPr>
+          <w:rFonts w:hint="eastAsia"/>
+          <w:sz w:val="24"/>
+          <w:szCs w:val="28"/>
+        </w:rPr>
+      </w:pPr>
+      <w:r>
+        <w:rPr>
+          <w:rFonts w:hint="eastAsia"/>
+          <w:sz w:val="24"/>
+          <w:szCs w:val="28"/>
+        </w:rPr>
+        <w:t>아래 코드를 찍어서 꼭 보물을 찾아줘.</w:t>
+      </w:r>
+    </w:p>
+    <w:p>
+      <w:pPr>
+        <w:rPr>
+          <w:sz w:val="24"/>
+          <w:szCs w:val="28"/>
+        </w:rPr>
+      </w:pPr>
       <w:r>
         <w:rPr>
           <w:rFonts w:hint="eastAsia"/>
           <w:noProof/>
+          <w:sz w:val="24"/>
+          <w:szCs w:val="28"/>
         </w:rPr>
         <w:drawing>
-          <wp:inline distT="0" distB="0" distL="0" distR="0" wp14:anchorId="00DF1670" wp14:editId="096C784B">
-            <wp:extent cx="1057275" cy="1057275"/>
+          <wp:inline distT="0" distB="0" distL="0" distR="0" wp14:anchorId="52FB2980" wp14:editId="43899452">
+            <wp:extent cx="1267200" cy="1267200"/>
             <wp:effectExtent l="0" t="0" r="9525" b="9525"/>
             <wp:docPr id="1" name="그림 1"/>
             <wp:cNvGraphicFramePr>
@@ -70,7 +252,7 @@
                   <pic:spPr bwMode="auto">
                     <a:xfrm>
                       <a:off x="0" y="0"/>
-                      <a:ext cx="1057275" cy="1057275"/>
+                      <a:ext cx="1267200" cy="1267200"/>
                     </a:xfrm>
                     <a:prstGeom prst="rect">
                       <a:avLst/>
@@ -87,85 +269,627 @@
         </w:drawing>
       </w:r>
     </w:p>
-    <w:p/>
-    <w:p/>
-    <w:p>
-      <w:r>
-        <w:rPr>
-          <w:rFonts w:hint="eastAsia"/>
-        </w:rPr>
-        <w:t>이곳은 오랜 시간동안 누구도 오지 못한 신비한 옷장입니다.</w:t>
-      </w:r>
-    </w:p>
-    <w:p>
-      <w:pPr>
-        <w:rPr>
-          <w:rFonts w:hint="eastAsia"/>
-        </w:rPr>
-      </w:pPr>
-      <w:r>
-        <w:rPr>
-          <w:rFonts w:hint="eastAsia"/>
-        </w:rPr>
-        <w:t>여기에는 특별한 카드가 숨겨져 있습니다.</w:t>
-      </w:r>
-    </w:p>
-    <w:p>
-      <w:r>
-        <w:rPr>
-          <w:rFonts w:hint="eastAsia"/>
+    <w:p>
+      <w:pPr>
+        <w:rPr>
+          <w:sz w:val="24"/>
+          <w:szCs w:val="28"/>
+        </w:rPr>
+      </w:pPr>
+    </w:p>
+    <w:p>
+      <w:pPr>
+        <w:rPr>
+          <w:sz w:val="24"/>
+          <w:szCs w:val="28"/>
+        </w:rPr>
+      </w:pPr>
+    </w:p>
+    <w:p>
+      <w:pPr>
+        <w:rPr>
+          <w:sz w:val="24"/>
+          <w:szCs w:val="28"/>
+        </w:rPr>
+      </w:pPr>
+    </w:p>
+    <w:p>
+      <w:pPr>
+        <w:rPr>
+          <w:rFonts w:hint="eastAsia"/>
+          <w:sz w:val="24"/>
+          <w:szCs w:val="28"/>
+        </w:rPr>
+      </w:pPr>
+    </w:p>
+    <w:p>
+      <w:pPr>
+        <w:rPr>
+          <w:sz w:val="24"/>
+          <w:szCs w:val="28"/>
+        </w:rPr>
+      </w:pPr>
+      <w:r>
+        <w:rPr>
+          <w:rFonts w:hint="eastAsia"/>
+          <w:sz w:val="24"/>
+          <w:szCs w:val="28"/>
+        </w:rPr>
+        <w:t xml:space="preserve">이곳은 오랜 시간동안 누구도 오지 </w:t>
+      </w:r>
+      <w:r>
+        <w:rPr>
+          <w:rFonts w:hint="eastAsia"/>
+          <w:sz w:val="24"/>
+          <w:szCs w:val="28"/>
+        </w:rPr>
+        <w:t>않은 곳입니다.</w:t>
+      </w:r>
+    </w:p>
+    <w:p>
+      <w:pPr>
+        <w:rPr>
+          <w:rFonts w:hint="eastAsia"/>
+          <w:sz w:val="24"/>
+          <w:szCs w:val="28"/>
+        </w:rPr>
+      </w:pPr>
+      <w:r>
+        <w:rPr>
+          <w:rFonts w:hint="eastAsia"/>
+          <w:sz w:val="24"/>
+          <w:szCs w:val="28"/>
+        </w:rPr>
+        <w:t>오랫동안 열리지 않은 금고가 있습니다.</w:t>
+      </w:r>
+    </w:p>
+    <w:p>
+      <w:pPr>
+        <w:rPr>
+          <w:sz w:val="24"/>
+          <w:szCs w:val="28"/>
+        </w:rPr>
+      </w:pPr>
+      <w:r>
+        <w:rPr>
+          <w:rFonts w:hint="eastAsia"/>
+          <w:sz w:val="24"/>
+          <w:szCs w:val="28"/>
         </w:rPr>
         <w:t xml:space="preserve">계속 하기를 원하시면 </w:t>
       </w:r>
       <w:r>
         <w:rPr>
           <w:rFonts w:hint="eastAsia"/>
+          <w:sz w:val="24"/>
+          <w:szCs w:val="28"/>
+        </w:rPr>
+        <w:t xml:space="preserve">아래 </w:t>
+      </w:r>
+      <w:r>
+        <w:rPr>
+          <w:sz w:val="24"/>
+          <w:szCs w:val="28"/>
+        </w:rPr>
+        <w:t>QR</w:t>
+      </w:r>
+      <w:r>
+        <w:rPr>
+          <w:rFonts w:hint="eastAsia"/>
+          <w:sz w:val="24"/>
+          <w:szCs w:val="28"/>
+        </w:rPr>
+        <w:t xml:space="preserve">코드 </w:t>
+      </w:r>
+      <w:r>
+        <w:rPr>
+          <w:rFonts w:hint="eastAsia"/>
+          <w:sz w:val="24"/>
+          <w:szCs w:val="28"/>
         </w:rPr>
         <w:t xml:space="preserve">화면에서 </w:t>
       </w:r>
       <w:r>
         <w:rPr>
           <w:rFonts w:hint="eastAsia"/>
+          <w:sz w:val="24"/>
+          <w:szCs w:val="28"/>
         </w:rPr>
         <w:t>저의 이름을 입력하세요.</w:t>
       </w:r>
     </w:p>
-    <w:p/>
-    <w:p>
-      <w:pPr>
-        <w:rPr>
-          <w:rFonts w:hint="eastAsia"/>
-        </w:rPr>
-      </w:pPr>
-      <w:r>
-        <w:rPr>
-          <w:rFonts w:hint="eastAsia"/>
-        </w:rPr>
-        <w:t>Q</w:t>
-      </w:r>
-      <w:r>
-        <w:t>R</w:t>
+    <w:p>
+      <w:pPr>
+        <w:rPr>
+          <w:sz w:val="24"/>
+          <w:szCs w:val="28"/>
+        </w:rPr>
+      </w:pPr>
+      <w:r>
+        <w:rPr>
+          <w:noProof/>
+          <w:sz w:val="24"/>
+          <w:szCs w:val="28"/>
+        </w:rPr>
+        <w:drawing>
+          <wp:inline distT="0" distB="0" distL="0" distR="0" wp14:anchorId="7696FED5" wp14:editId="1E1CB657">
+            <wp:extent cx="1266825" cy="1266825"/>
+            <wp:effectExtent l="0" t="0" r="9525" b="9525"/>
+            <wp:docPr id="2" name="그림 2"/>
+            <wp:cNvGraphicFramePr>
+              <a:graphicFrameLocks xmlns:a="http://schemas.openxmlformats.org/drawingml/2006/main" noChangeAspect="1"/>
+            </wp:cNvGraphicFramePr>
+            <a:graphic xmlns:a="http://schemas.openxmlformats.org/drawingml/2006/main">
+              <a:graphicData uri="http://schemas.openxmlformats.org/drawingml/2006/picture">
+                <pic:pic xmlns:pic="http://schemas.openxmlformats.org/drawingml/2006/picture">
+                  <pic:nvPicPr>
+                    <pic:cNvPr id="0" name="Picture 1"/>
+                    <pic:cNvPicPr>
+                      <a:picLocks noChangeAspect="1" noChangeArrowheads="1"/>
+                    </pic:cNvPicPr>
+                  </pic:nvPicPr>
+                  <pic:blipFill>
+                    <a:blip r:embed="rId7" cstate="print">
+                      <a:extLst>
+                        <a:ext uri="{28A0092B-C50C-407E-A947-70E740481C1C}">
+                          <a14:useLocalDpi xmlns:a14="http://schemas.microsoft.com/office/drawing/2010/main" val="0"/>
+                        </a:ext>
+                      </a:extLst>
+                    </a:blip>
+                    <a:srcRect/>
+                    <a:stretch>
+                      <a:fillRect/>
+                    </a:stretch>
+                  </pic:blipFill>
+                  <pic:spPr bwMode="auto">
+                    <a:xfrm>
+                      <a:off x="0" y="0"/>
+                      <a:ext cx="1266825" cy="1266825"/>
+                    </a:xfrm>
+                    <a:prstGeom prst="rect">
+                      <a:avLst/>
+                    </a:prstGeom>
+                    <a:noFill/>
+                    <a:ln>
+                      <a:noFill/>
+                    </a:ln>
+                  </pic:spPr>
+                </pic:pic>
+              </a:graphicData>
+            </a:graphic>
+          </wp:inline>
+        </w:drawing>
+      </w:r>
+    </w:p>
+    <w:p>
+      <w:pPr>
+        <w:rPr>
+          <w:sz w:val="24"/>
+          <w:szCs w:val="28"/>
+        </w:rPr>
+      </w:pPr>
+    </w:p>
+    <w:p>
+      <w:pPr>
+        <w:rPr>
+          <w:sz w:val="24"/>
+          <w:szCs w:val="28"/>
+        </w:rPr>
+      </w:pPr>
+    </w:p>
+    <w:p>
+      <w:pPr>
+        <w:rPr>
+          <w:sz w:val="24"/>
+          <w:szCs w:val="28"/>
+        </w:rPr>
+      </w:pPr>
+    </w:p>
+    <w:p>
+      <w:pPr>
+        <w:rPr>
+          <w:sz w:val="24"/>
+          <w:szCs w:val="28"/>
+        </w:rPr>
+      </w:pPr>
+      <w:r>
+        <w:rPr>
+          <w:sz w:val="24"/>
+          <w:szCs w:val="28"/>
+        </w:rPr>
+        <w:lastRenderedPageBreak/>
+        <w:t>…</w:t>
+      </w:r>
+      <w:r>
+        <w:rPr>
+          <w:rFonts w:hint="eastAsia"/>
+          <w:sz w:val="24"/>
+          <w:szCs w:val="28"/>
+        </w:rPr>
+        <w:t>이런</w:t>
+      </w:r>
+      <w:r>
+        <w:rPr>
+          <w:sz w:val="24"/>
+          <w:szCs w:val="28"/>
+        </w:rPr>
+        <w:t xml:space="preserve">… </w:t>
+      </w:r>
+      <w:r>
+        <w:rPr>
+          <w:rFonts w:hint="eastAsia"/>
+          <w:sz w:val="24"/>
+          <w:szCs w:val="28"/>
+        </w:rPr>
+        <w:t xml:space="preserve">이미 누군가가 보물을 </w:t>
+      </w:r>
+      <w:proofErr w:type="spellStart"/>
+      <w:proofErr w:type="gramStart"/>
+      <w:r>
+        <w:rPr>
+          <w:rFonts w:hint="eastAsia"/>
+          <w:sz w:val="24"/>
+          <w:szCs w:val="28"/>
+        </w:rPr>
+        <w:t>가져갔나봐</w:t>
+      </w:r>
+      <w:proofErr w:type="spellEnd"/>
+      <w:r>
+        <w:rPr>
+          <w:rFonts w:hint="eastAsia"/>
+          <w:sz w:val="24"/>
+          <w:szCs w:val="28"/>
+        </w:rPr>
+        <w:t>.</w:t>
+      </w:r>
+      <w:r>
+        <w:rPr>
+          <w:sz w:val="24"/>
+          <w:szCs w:val="28"/>
+        </w:rPr>
+        <w:t>.</w:t>
+      </w:r>
+      <w:proofErr w:type="gramEnd"/>
+    </w:p>
+    <w:p>
+      <w:pPr>
+        <w:rPr>
+          <w:sz w:val="24"/>
+          <w:szCs w:val="28"/>
+        </w:rPr>
+      </w:pPr>
+      <w:r>
+        <w:rPr>
+          <w:rFonts w:hint="eastAsia"/>
+          <w:sz w:val="24"/>
+          <w:szCs w:val="28"/>
+        </w:rPr>
+        <w:t xml:space="preserve">이 금고에는 아무것도 </w:t>
+      </w:r>
+      <w:proofErr w:type="gramStart"/>
+      <w:r>
+        <w:rPr>
+          <w:rFonts w:hint="eastAsia"/>
+          <w:sz w:val="24"/>
+          <w:szCs w:val="28"/>
+        </w:rPr>
+        <w:t>없다.</w:t>
+      </w:r>
+      <w:r>
+        <w:rPr>
+          <w:sz w:val="24"/>
+          <w:szCs w:val="28"/>
+        </w:rPr>
+        <w:t>.</w:t>
+      </w:r>
+      <w:proofErr w:type="gramEnd"/>
+    </w:p>
+    <w:p>
+      <w:pPr>
+        <w:rPr>
+          <w:sz w:val="24"/>
+          <w:szCs w:val="28"/>
+        </w:rPr>
+      </w:pPr>
+      <w:r>
+        <w:rPr>
+          <w:rFonts w:hint="eastAsia"/>
+          <w:sz w:val="24"/>
+          <w:szCs w:val="28"/>
+        </w:rPr>
+        <w:t xml:space="preserve">보물을 다른 금고로 </w:t>
+      </w:r>
+      <w:proofErr w:type="spellStart"/>
+      <w:r>
+        <w:rPr>
+          <w:rFonts w:hint="eastAsia"/>
+          <w:sz w:val="24"/>
+          <w:szCs w:val="28"/>
+        </w:rPr>
+        <w:t>옮겨놓았다</w:t>
+      </w:r>
+      <w:proofErr w:type="spellEnd"/>
+      <w:r>
+        <w:rPr>
+          <w:rFonts w:hint="eastAsia"/>
+          <w:sz w:val="24"/>
+          <w:szCs w:val="28"/>
+        </w:rPr>
+        <w:t>.</w:t>
+      </w:r>
+    </w:p>
+    <w:p>
+      <w:pPr>
+        <w:rPr>
+          <w:sz w:val="24"/>
+          <w:szCs w:val="28"/>
+        </w:rPr>
+      </w:pPr>
+      <w:r>
+        <w:rPr>
+          <w:rFonts w:hint="eastAsia"/>
+          <w:sz w:val="24"/>
+          <w:szCs w:val="28"/>
+        </w:rPr>
+        <w:t>다른 금고의 위치를 찾을 수 있는 힌트</w:t>
+      </w:r>
+      <w:r>
+        <w:rPr>
+          <w:rFonts w:hint="eastAsia"/>
+          <w:sz w:val="24"/>
+          <w:szCs w:val="28"/>
+        </w:rPr>
+        <w:t>다.</w:t>
+      </w:r>
+    </w:p>
+    <w:p>
+      <w:pPr>
+        <w:rPr>
+          <w:sz w:val="24"/>
+          <w:szCs w:val="28"/>
+        </w:rPr>
+      </w:pPr>
+      <w:r>
+        <w:rPr>
+          <w:rFonts w:hint="eastAsia"/>
+          <w:sz w:val="24"/>
+          <w:szCs w:val="28"/>
+        </w:rPr>
+        <w:t>거실에 있다.</w:t>
+      </w:r>
+      <w:r>
+        <w:rPr>
+          <w:sz w:val="24"/>
+          <w:szCs w:val="28"/>
+        </w:rPr>
+        <w:t xml:space="preserve"> </w:t>
+      </w:r>
+      <w:r>
+        <w:rPr>
+          <w:rFonts w:hint="eastAsia"/>
+          <w:sz w:val="24"/>
+          <w:szCs w:val="28"/>
+        </w:rPr>
+        <w:t>동그랗다.</w:t>
+      </w:r>
+      <w:r>
+        <w:rPr>
+          <w:sz w:val="24"/>
+          <w:szCs w:val="28"/>
+        </w:rPr>
+        <w:t xml:space="preserve"> </w:t>
+      </w:r>
+      <w:r>
+        <w:rPr>
+          <w:rFonts w:hint="eastAsia"/>
+          <w:sz w:val="24"/>
+          <w:szCs w:val="28"/>
+        </w:rPr>
+        <w:t>모든 나라가 다 있다.</w:t>
+      </w:r>
+      <w:r>
+        <w:rPr>
+          <w:sz w:val="24"/>
+          <w:szCs w:val="28"/>
+        </w:rPr>
+        <w:t xml:space="preserve"> </w:t>
+      </w:r>
+      <w:r>
+        <w:rPr>
+          <w:rFonts w:hint="eastAsia"/>
+          <w:sz w:val="24"/>
+          <w:szCs w:val="28"/>
+        </w:rPr>
+        <w:t>돌아간다.</w:t>
+      </w:r>
+      <w:r>
+        <w:rPr>
+          <w:sz w:val="24"/>
+          <w:szCs w:val="28"/>
+        </w:rPr>
+        <w:t xml:space="preserve"> </w:t>
+      </w:r>
+      <w:proofErr w:type="spellStart"/>
+      <w:r>
+        <w:rPr>
+          <w:rFonts w:hint="eastAsia"/>
+          <w:sz w:val="24"/>
+          <w:szCs w:val="28"/>
+        </w:rPr>
+        <w:t>ㅈㄱㅂ</w:t>
+      </w:r>
+      <w:proofErr w:type="spellEnd"/>
+    </w:p>
+    <w:p>
+      <w:pPr>
+        <w:rPr>
+          <w:sz w:val="24"/>
+          <w:szCs w:val="28"/>
+        </w:rPr>
+      </w:pPr>
+      <w:r>
+        <w:rPr>
+          <w:rFonts w:hint="eastAsia"/>
+          <w:sz w:val="24"/>
+          <w:szCs w:val="28"/>
+        </w:rPr>
+        <w:t>그곳 밑에 메모가 있다.</w:t>
+      </w:r>
+    </w:p>
+    <w:p>
+      <w:pPr>
+        <w:rPr>
+          <w:sz w:val="24"/>
+          <w:szCs w:val="28"/>
+        </w:rPr>
+      </w:pPr>
+    </w:p>
+    <w:p>
+      <w:pPr>
+        <w:rPr>
+          <w:sz w:val="24"/>
+          <w:szCs w:val="28"/>
+        </w:rPr>
+      </w:pPr>
+    </w:p>
+    <w:p>
+      <w:pPr>
+        <w:rPr>
+          <w:sz w:val="24"/>
+          <w:szCs w:val="28"/>
+        </w:rPr>
+      </w:pPr>
+    </w:p>
+    <w:p>
+      <w:pPr>
+        <w:rPr>
+          <w:sz w:val="24"/>
+          <w:szCs w:val="28"/>
+        </w:rPr>
+      </w:pPr>
+      <w:r>
+        <w:rPr>
+          <w:rFonts w:hint="eastAsia"/>
+          <w:sz w:val="24"/>
+          <w:szCs w:val="28"/>
+        </w:rPr>
+        <w:t>금고를 찾고 있나?</w:t>
+      </w:r>
+    </w:p>
+    <w:p>
+      <w:pPr>
+        <w:rPr>
+          <w:sz w:val="24"/>
+          <w:szCs w:val="28"/>
+        </w:rPr>
+      </w:pPr>
+      <w:r>
+        <w:rPr>
+          <w:rFonts w:hint="eastAsia"/>
+          <w:sz w:val="24"/>
+          <w:szCs w:val="28"/>
+        </w:rPr>
+        <w:t>꽤나 기대되는 보물이 있었는데 내가 잘 가지고 있지</w:t>
+      </w:r>
+    </w:p>
+    <w:p>
+      <w:pPr>
+        <w:rPr>
+          <w:rFonts w:hint="eastAsia"/>
+          <w:sz w:val="24"/>
+          <w:szCs w:val="28"/>
+        </w:rPr>
+      </w:pPr>
+      <w:r>
+        <w:rPr>
+          <w:rFonts w:hint="eastAsia"/>
+          <w:sz w:val="24"/>
+          <w:szCs w:val="28"/>
+        </w:rPr>
+        <w:t xml:space="preserve">내가 내는 문제를 </w:t>
+      </w:r>
+      <w:proofErr w:type="gramStart"/>
+      <w:r>
+        <w:rPr>
+          <w:rFonts w:hint="eastAsia"/>
+          <w:sz w:val="24"/>
+          <w:szCs w:val="28"/>
+        </w:rPr>
+        <w:t>맞추면</w:t>
+      </w:r>
+      <w:proofErr w:type="gramEnd"/>
+      <w:r>
+        <w:rPr>
+          <w:rFonts w:hint="eastAsia"/>
+          <w:sz w:val="24"/>
+          <w:szCs w:val="28"/>
+        </w:rPr>
+        <w:t xml:space="preserve"> 위치를 알려주마</w:t>
       </w:r>
       <w:bookmarkStart w:id="0" w:name="_GoBack"/>
       <w:bookmarkEnd w:id="0"/>
     </w:p>
-    <w:p/>
-    <w:p/>
-    <w:p/>
-    <w:p>
-      <w:r>
-        <w:t>이제 마지막 관문입니다.</w:t>
-      </w:r>
-    </w:p>
-    <w:p>
-      <w:r>
-        <w:t>보물을 찾아서 조금만 더..</w:t>
-      </w:r>
-    </w:p>
-    <w:p/>
-    <w:p>
-      <w:r>
-        <w:t>QR</w:t>
+    <w:p>
+      <w:pPr>
+        <w:rPr>
+          <w:sz w:val="24"/>
+          <w:szCs w:val="28"/>
+        </w:rPr>
+      </w:pPr>
+      <w:r>
+        <w:rPr>
+          <w:noProof/>
+          <w:sz w:val="24"/>
+          <w:szCs w:val="28"/>
+        </w:rPr>
+        <w:drawing>
+          <wp:inline distT="0" distB="0" distL="0" distR="0" wp14:anchorId="59CE6A3D" wp14:editId="2AB7AE48">
+            <wp:extent cx="1267200" cy="1267200"/>
+            <wp:effectExtent l="0" t="0" r="9525" b="9525"/>
+            <wp:docPr id="3" name="그림 3"/>
+            <wp:cNvGraphicFramePr>
+              <a:graphicFrameLocks xmlns:a="http://schemas.openxmlformats.org/drawingml/2006/main" noChangeAspect="1"/>
+            </wp:cNvGraphicFramePr>
+            <a:graphic xmlns:a="http://schemas.openxmlformats.org/drawingml/2006/main">
+              <a:graphicData uri="http://schemas.openxmlformats.org/drawingml/2006/picture">
+                <pic:pic xmlns:pic="http://schemas.openxmlformats.org/drawingml/2006/picture">
+                  <pic:nvPicPr>
+                    <pic:cNvPr id="0" name="Picture 2"/>
+                    <pic:cNvPicPr>
+                      <a:picLocks noChangeAspect="1" noChangeArrowheads="1"/>
+                    </pic:cNvPicPr>
+                  </pic:nvPicPr>
+                  <pic:blipFill>
+                    <a:blip r:embed="rId8" cstate="print">
+                      <a:extLst>
+                        <a:ext uri="{28A0092B-C50C-407E-A947-70E740481C1C}">
+                          <a14:useLocalDpi xmlns:a14="http://schemas.microsoft.com/office/drawing/2010/main" val="0"/>
+                        </a:ext>
+                      </a:extLst>
+                    </a:blip>
+                    <a:srcRect/>
+                    <a:stretch>
+                      <a:fillRect/>
+                    </a:stretch>
+                  </pic:blipFill>
+                  <pic:spPr bwMode="auto">
+                    <a:xfrm>
+                      <a:off x="0" y="0"/>
+                      <a:ext cx="1267200" cy="1267200"/>
+                    </a:xfrm>
+                    <a:prstGeom prst="rect">
+                      <a:avLst/>
+                    </a:prstGeom>
+                    <a:noFill/>
+                    <a:ln>
+                      <a:noFill/>
+                    </a:ln>
+                  </pic:spPr>
+                </pic:pic>
+              </a:graphicData>
+            </a:graphic>
+          </wp:inline>
+        </w:drawing>
       </w:r>
     </w:p>
     <w:sectPr>
@@ -179,7 +903,7 @@
 </file>
 
 <file path=word/endnotes.xml><?xml version="1.0" encoding="utf-8"?>
-<w:endnotes xmlns:wpc="http://schemas.microsoft.com/office/word/2010/wordprocessingCanvas" xmlns:cx="http://schemas.microsoft.com/office/drawing/2014/chartex" xmlns:cx1="http://schemas.microsoft.com/office/drawing/2015/9/8/chartex" xmlns:cx2="http://schemas.microsoft.com/office/drawing/2015/10/21/chartex" xmlns:cx3="http://schemas.microsoft.com/office/drawing/2016/5/9/chartex" xmlns:cx4="http://schemas.microsoft.com/office/drawing/2016/5/10/chartex" xmlns:cx5="http://schemas.microsoft.com/office/drawing/2016/5/11/chartex" xmlns:cx6="http://schemas.microsoft.com/office/drawing/2016/5/12/chartex" xmlns:cx7="http://schemas.microsoft.com/office/drawing/2016/5/13/chartex" xmlns:cx8="http://schemas.microsoft.com/office/drawing/2016/5/14/chartex" xmlns:mc="http://schemas.openxmlformats.org/markup-compatibility/2006" xmlns:aink="http://schemas.microsoft.com/office/drawing/2016/ink" xmlns:am3d="http://schemas.microsoft.com/office/drawing/2017/model3d" xmlns:o="urn:schemas-microsoft-com:office:office" xmlns:r="http://schemas.openxmlformats.org/officeDocument/2006/relationships" xmlns:m="http://schemas.openxmlformats.org/officeDocument/2006/math" xmlns:v="urn:schemas-microsoft-com:vml" xmlns:wp14="http://schemas.microsoft.com/office/word/2010/wordprocessingDrawing" xmlns:wp="http://schemas.openxmlformats.org/drawingml/2006/wordprocessingDrawing" xmlns:w10="urn:schemas-microsoft-com:office:word" xmlns:w="http://schemas.openxmlformats.org/wordprocessingml/2006/main" xmlns:w14="http://schemas.microsoft.com/office/word/2010/wordml" xmlns:w15="http://schemas.microsoft.com/office/word/2012/wordml" xmlns:w16cid="http://schemas.microsoft.com/office/word/2016/wordml/cid" xmlns:w16se="http://schemas.microsoft.com/office/word/2015/wordml/symex" xmlns:wpg="http://schemas.microsoft.com/office/word/2010/wordprocessingGroup" xmlns:wpi="http://schemas.microsoft.com/office/word/2010/wordprocessingInk" xmlns:wne="http://schemas.microsoft.com/office/word/2006/wordml" xmlns:wps="http://schemas.microsoft.com/office/word/2010/wordprocessingShape" mc:Ignorable="w14 w15 w16se w16cid wp14">
+<w:endnotes xmlns:wpc="http://schemas.microsoft.com/office/word/2010/wordprocessingCanvas" xmlns:cx="http://schemas.microsoft.com/office/drawing/2014/chartex" xmlns:cx1="http://schemas.microsoft.com/office/drawing/2015/9/8/chartex" xmlns:cx2="http://schemas.microsoft.com/office/drawing/2015/10/21/chartex" xmlns:cx3="http://schemas.microsoft.com/office/drawing/2016/5/9/chartex" xmlns:cx4="http://schemas.microsoft.com/office/drawing/2016/5/10/chartex" xmlns:cx5="http://schemas.microsoft.com/office/drawing/2016/5/11/chartex" xmlns:cx6="http://schemas.microsoft.com/office/drawing/2016/5/12/chartex" xmlns:cx7="http://schemas.microsoft.com/office/drawing/2016/5/13/chartex" xmlns:cx8="http://schemas.microsoft.com/office/drawing/2016/5/14/chartex" xmlns:mc="http://schemas.openxmlformats.org/markup-compatibility/2006" xmlns:aink="http://schemas.microsoft.com/office/drawing/2016/ink" xmlns:am3d="http://schemas.microsoft.com/office/drawing/2017/model3d" xmlns:o="urn:schemas-microsoft-com:office:office" xmlns:r="http://schemas.openxmlformats.org/officeDocument/2006/relationships" xmlns:m="http://schemas.openxmlformats.org/officeDocument/2006/math" xmlns:v="urn:schemas-microsoft-com:vml" xmlns:wp14="http://schemas.microsoft.com/office/word/2010/wordprocessingDrawing" xmlns:wp="http://schemas.openxmlformats.org/drawingml/2006/wordprocessingDrawing" xmlns:w10="urn:schemas-microsoft-com:office:word" xmlns:w="http://schemas.openxmlformats.org/wordprocessingml/2006/main" xmlns:w14="http://schemas.microsoft.com/office/word/2010/wordml" xmlns:w15="http://schemas.microsoft.com/office/word/2012/wordml" xmlns:w16cex="http://schemas.microsoft.com/office/word/2018/wordml/cex" xmlns:w16cid="http://schemas.microsoft.com/office/word/2016/wordml/cid" xmlns:w16="http://schemas.microsoft.com/office/word/2018/wordml" xmlns:w16se="http://schemas.microsoft.com/office/word/2015/wordml/symex" xmlns:wpg="http://schemas.microsoft.com/office/word/2010/wordprocessingGroup" xmlns:wpi="http://schemas.microsoft.com/office/word/2010/wordprocessingInk" xmlns:wne="http://schemas.microsoft.com/office/word/2006/wordml" xmlns:wps="http://schemas.microsoft.com/office/word/2010/wordprocessingShape" mc:Ignorable="w14 w15 w16se w16cid w16 w16cex wp14">
   <w:endnote w:type="separator" w:id="-1">
     <w:p>
       <w:pPr>
@@ -204,7 +928,7 @@
 </file>
 
 <file path=word/footnotes.xml><?xml version="1.0" encoding="utf-8"?>
-<w:footnotes xmlns:wpc="http://schemas.microsoft.com/office/word/2010/wordprocessingCanvas" xmlns:cx="http://schemas.microsoft.com/office/drawing/2014/chartex" xmlns:cx1="http://schemas.microsoft.com/office/drawing/2015/9/8/chartex" xmlns:cx2="http://schemas.microsoft.com/office/drawing/2015/10/21/chartex" xmlns:cx3="http://schemas.microsoft.com/office/drawing/2016/5/9/chartex" xmlns:cx4="http://schemas.microsoft.com/office/drawing/2016/5/10/chartex" xmlns:cx5="http://schemas.microsoft.com/office/drawing/2016/5/11/chartex" xmlns:cx6="http://schemas.microsoft.com/office/drawing/2016/5/12/chartex" xmlns:cx7="http://schemas.microsoft.com/office/drawing/2016/5/13/chartex" xmlns:cx8="http://schemas.microsoft.com/office/drawing/2016/5/14/chartex" xmlns:mc="http://schemas.openxmlformats.org/markup-compatibility/2006" xmlns:aink="http://schemas.microsoft.com/office/drawing/2016/ink" xmlns:am3d="http://schemas.microsoft.com/office/drawing/2017/model3d" xmlns:o="urn:schemas-microsoft-com:office:office" xmlns:r="http://schemas.openxmlformats.org/officeDocument/2006/relationships" xmlns:m="http://schemas.openxmlformats.org/officeDocument/2006/math" xmlns:v="urn:schemas-microsoft-com:vml" xmlns:wp14="http://schemas.microsoft.com/office/word/2010/wordprocessingDrawing" xmlns:wp="http://schemas.openxmlformats.org/drawingml/2006/wordprocessingDrawing" xmlns:w10="urn:schemas-microsoft-com:office:word" xmlns:w="http://schemas.openxmlformats.org/wordprocessingml/2006/main" xmlns:w14="http://schemas.microsoft.com/office/word/2010/wordml" xmlns:w15="http://schemas.microsoft.com/office/word/2012/wordml" xmlns:w16cid="http://schemas.microsoft.com/office/word/2016/wordml/cid" xmlns:w16se="http://schemas.microsoft.com/office/word/2015/wordml/symex" xmlns:wpg="http://schemas.microsoft.com/office/word/2010/wordprocessingGroup" xmlns:wpi="http://schemas.microsoft.com/office/word/2010/wordprocessingInk" xmlns:wne="http://schemas.microsoft.com/office/word/2006/wordml" xmlns:wps="http://schemas.microsoft.com/office/word/2010/wordprocessingShape" mc:Ignorable="w14 w15 w16se w16cid wp14">
+<w:footnotes xmlns:wpc="http://schemas.microsoft.com/office/word/2010/wordprocessingCanvas" xmlns:cx="http://schemas.microsoft.com/office/drawing/2014/chartex" xmlns:cx1="http://schemas.microsoft.com/office/drawing/2015/9/8/chartex" xmlns:cx2="http://schemas.microsoft.com/office/drawing/2015/10/21/chartex" xmlns:cx3="http://schemas.microsoft.com/office/drawing/2016/5/9/chartex" xmlns:cx4="http://schemas.microsoft.com/office/drawing/2016/5/10/chartex" xmlns:cx5="http://schemas.microsoft.com/office/drawing/2016/5/11/chartex" xmlns:cx6="http://schemas.microsoft.com/office/drawing/2016/5/12/chartex" xmlns:cx7="http://schemas.microsoft.com/office/drawing/2016/5/13/chartex" xmlns:cx8="http://schemas.microsoft.com/office/drawing/2016/5/14/chartex" xmlns:mc="http://schemas.openxmlformats.org/markup-compatibility/2006" xmlns:aink="http://schemas.microsoft.com/office/drawing/2016/ink" xmlns:am3d="http://schemas.microsoft.com/office/drawing/2017/model3d" xmlns:o="urn:schemas-microsoft-com:office:office" xmlns:r="http://schemas.openxmlformats.org/officeDocument/2006/relationships" xmlns:m="http://schemas.openxmlformats.org/officeDocument/2006/math" xmlns:v="urn:schemas-microsoft-com:vml" xmlns:wp14="http://schemas.microsoft.com/office/word/2010/wordprocessingDrawing" xmlns:wp="http://schemas.openxmlformats.org/drawingml/2006/wordprocessingDrawing" xmlns:w10="urn:schemas-microsoft-com:office:word" xmlns:w="http://schemas.openxmlformats.org/wordprocessingml/2006/main" xmlns:w14="http://schemas.microsoft.com/office/word/2010/wordml" xmlns:w15="http://schemas.microsoft.com/office/word/2012/wordml" xmlns:w16cex="http://schemas.microsoft.com/office/word/2018/wordml/cex" xmlns:w16cid="http://schemas.microsoft.com/office/word/2016/wordml/cid" xmlns:w16="http://schemas.microsoft.com/office/word/2018/wordml" xmlns:w16se="http://schemas.microsoft.com/office/word/2015/wordml/symex" xmlns:wpg="http://schemas.microsoft.com/office/word/2010/wordprocessingGroup" xmlns:wpi="http://schemas.microsoft.com/office/word/2010/wordprocessingInk" xmlns:wne="http://schemas.microsoft.com/office/word/2006/wordml" xmlns:wps="http://schemas.microsoft.com/office/word/2010/wordprocessingShape" mc:Ignorable="w14 w15 w16se w16cid w16 w16cex wp14">
   <w:footnote w:type="separator" w:id="-1">
     <w:p>
       <w:pPr>
@@ -229,7 +953,7 @@
 </file>
 
 <file path=word/styles.xml><?xml version="1.0" encoding="utf-8"?>
-<w:styles xmlns:mc="http://schemas.openxmlformats.org/markup-compatibility/2006" xmlns:r="http://schemas.openxmlformats.org/officeDocument/2006/relationships" xmlns:w="http://schemas.openxmlformats.org/wordprocessingml/2006/main" xmlns:w14="http://schemas.microsoft.com/office/word/2010/wordml" xmlns:w15="http://schemas.microsoft.com/office/word/2012/wordml" xmlns:w16cid="http://schemas.microsoft.com/office/word/2016/wordml/cid" xmlns:w16se="http://schemas.microsoft.com/office/word/2015/wordml/symex" mc:Ignorable="w14 w15 w16se w16cid">
+<w:styles xmlns:mc="http://schemas.openxmlformats.org/markup-compatibility/2006" xmlns:r="http://schemas.openxmlformats.org/officeDocument/2006/relationships" xmlns:w="http://schemas.openxmlformats.org/wordprocessingml/2006/main" xmlns:w14="http://schemas.microsoft.com/office/word/2010/wordml" xmlns:w15="http://schemas.microsoft.com/office/word/2012/wordml" xmlns:w16cex="http://schemas.microsoft.com/office/word/2018/wordml/cex" xmlns:w16cid="http://schemas.microsoft.com/office/word/2016/wordml/cid" xmlns:w16="http://schemas.microsoft.com/office/word/2018/wordml" xmlns:w16se="http://schemas.microsoft.com/office/word/2015/wordml/symex" mc:Ignorable="w14 w15 w16se w16cid w16 w16cex">
   <w:docDefaults>
     <w:rPrDefault>
       <w:rPr>
@@ -246,7 +970,7 @@
       </w:pPr>
     </w:pPrDefault>
   </w:docDefaults>
-  <w:latentStyles w:defLockedState="0" w:defUIPriority="99" w:defSemiHidden="0" w:defUnhideWhenUsed="0" w:defQFormat="0" w:count="375">
+  <w:latentStyles w:defLockedState="0" w:defUIPriority="99" w:defSemiHidden="0" w:defUnhideWhenUsed="0" w:defQFormat="0" w:count="376">
     <w:lsdException w:name="Normal" w:uiPriority="0" w:qFormat="1"/>
     <w:lsdException w:name="heading 1" w:uiPriority="9" w:qFormat="1"/>
     <w:lsdException w:name="heading 2" w:semiHidden="1" w:uiPriority="9" w:unhideWhenUsed="1" w:qFormat="1"/>
@@ -352,7 +1076,6 @@
     <w:lsdException w:name="HTML Sample" w:semiHidden="1" w:unhideWhenUsed="1"/>
     <w:lsdException w:name="HTML Typewriter" w:semiHidden="1" w:unhideWhenUsed="1"/>
     <w:lsdException w:name="HTML Variable" w:semiHidden="1" w:unhideWhenUsed="1"/>
-    <w:lsdException w:name="Normal Table" w:semiHidden="1" w:unhideWhenUsed="1"/>
     <w:lsdException w:name="annotation subject" w:semiHidden="1" w:unhideWhenUsed="1"/>
     <w:lsdException w:name="No List" w:semiHidden="1" w:unhideWhenUsed="1"/>
     <w:lsdException w:name="Outline List 1" w:semiHidden="1" w:unhideWhenUsed="1"/>
@@ -399,10 +1122,8 @@
     <w:lsdException w:name="Table Subtle 2" w:semiHidden="1" w:unhideWhenUsed="1"/>
     <w:lsdException w:name="Table Web 1" w:semiHidden="1" w:unhideWhenUsed="1"/>
     <w:lsdException w:name="Table Web 2" w:semiHidden="1" w:unhideWhenUsed="1"/>
-    <w:lsdException w:name="Table Web 3" w:semiHidden="1" w:unhideWhenUsed="1"/>
     <w:lsdException w:name="Balloon Text" w:semiHidden="1" w:unhideWhenUsed="1"/>
     <w:lsdException w:name="Table Grid" w:uiPriority="39"/>
-    <w:lsdException w:name="Table Theme" w:semiHidden="1" w:unhideWhenUsed="1"/>
     <w:lsdException w:name="Placeholder Text" w:semiHidden="1"/>
     <w:lsdException w:name="No Spacing" w:uiPriority="1" w:qFormat="1"/>
     <w:lsdException w:name="Light Shading" w:uiPriority="60"/>
@@ -622,6 +1343,7 @@
     <w:lsdException w:name="Smart Hyperlink" w:semiHidden="1" w:unhideWhenUsed="1"/>
     <w:lsdException w:name="Hashtag" w:semiHidden="1" w:unhideWhenUsed="1"/>
     <w:lsdException w:name="Unresolved Mention" w:semiHidden="1" w:unhideWhenUsed="1"/>
+    <w:lsdException w:name="Smart Link" w:semiHidden="1" w:unhideWhenUsed="1"/>
   </w:latentStyles>
   <w:style w:type="paragraph" w:default="1" w:styleId="a">
     <w:name w:val="Normal"/>

--- a/print/인쇄물.docx
+++ b/print/인쇄물.docx
@@ -15,15 +15,7 @@
           <w:sz w:val="24"/>
           <w:szCs w:val="28"/>
         </w:rPr>
-        <w:t>(옷장</w:t>
-      </w:r>
-      <w:r>
-        <w:rPr>
-          <w:rFonts w:hint="eastAsia"/>
-          <w:sz w:val="24"/>
-          <w:szCs w:val="28"/>
-        </w:rPr>
-        <w:t xml:space="preserve"> 근처에 잠겨진 자물쇠를 찾으세요.</w:t>
+        <w:t>(잠겨진 자물쇠를 찾으세요.</w:t>
       </w:r>
       <w:r>
         <w:rPr>
@@ -36,7 +28,6 @@
     <w:p>
       <w:pPr>
         <w:rPr>
-          <w:rFonts w:hint="eastAsia"/>
           <w:sz w:val="24"/>
           <w:szCs w:val="28"/>
         </w:rPr>
@@ -191,7 +182,6 @@
     <w:p>
       <w:pPr>
         <w:rPr>
-          <w:rFonts w:hint="eastAsia"/>
           <w:sz w:val="24"/>
           <w:szCs w:val="28"/>
         </w:rPr>
@@ -296,15 +286,47 @@
     <w:p>
       <w:pPr>
         <w:rPr>
-          <w:rFonts w:hint="eastAsia"/>
-          <w:sz w:val="24"/>
-          <w:szCs w:val="28"/>
-        </w:rPr>
-      </w:pPr>
-    </w:p>
-    <w:p>
-      <w:pPr>
-        <w:rPr>
+          <w:sz w:val="24"/>
+          <w:szCs w:val="28"/>
+        </w:rPr>
+      </w:pPr>
+    </w:p>
+    <w:p>
+      <w:pPr>
+        <w:rPr>
+          <w:sz w:val="24"/>
+          <w:szCs w:val="28"/>
+        </w:rPr>
+      </w:pPr>
+      <w:r>
+        <w:rPr>
+          <w:rFonts w:hint="eastAsia"/>
+          <w:sz w:val="24"/>
+          <w:szCs w:val="28"/>
+        </w:rPr>
+        <w:t xml:space="preserve">오랫동안 열리지 않은 금고가 </w:t>
+      </w:r>
+      <w:r>
+        <w:rPr>
+          <w:rFonts w:hint="eastAsia"/>
+          <w:sz w:val="24"/>
+          <w:szCs w:val="28"/>
+        </w:rPr>
+        <w:t>보인다</w:t>
+      </w:r>
+      <w:r>
+        <w:rPr>
+          <w:rFonts w:hint="eastAsia"/>
+          <w:sz w:val="24"/>
+          <w:szCs w:val="28"/>
+        </w:rPr>
+        <w:t>.</w:t>
+      </w:r>
+    </w:p>
+    <w:p>
+      <w:pPr>
+        <w:rPr>
+          <w:rFonts w:hint="eastAsia"/>
           <w:sz w:val="24"/>
           <w:szCs w:val="28"/>
         </w:rPr>
@@ -329,23 +351,6 @@
     <w:p>
       <w:pPr>
         <w:rPr>
-          <w:rFonts w:hint="eastAsia"/>
-          <w:sz w:val="24"/>
-          <w:szCs w:val="28"/>
-        </w:rPr>
-      </w:pPr>
-      <w:r>
-        <w:rPr>
-          <w:rFonts w:hint="eastAsia"/>
-          <w:sz w:val="24"/>
-          <w:szCs w:val="28"/>
-        </w:rPr>
-        <w:t>오랫동안 열리지 않은 금고가 있습니다.</w:t>
-      </w:r>
-    </w:p>
-    <w:p>
-      <w:pPr>
-        <w:rPr>
           <w:sz w:val="24"/>
           <w:szCs w:val="28"/>
         </w:rPr>
@@ -389,13 +394,59 @@
         </w:rPr>
         <w:t xml:space="preserve">화면에서 </w:t>
       </w:r>
-      <w:r>
-        <w:rPr>
-          <w:rFonts w:hint="eastAsia"/>
-          <w:sz w:val="24"/>
-          <w:szCs w:val="28"/>
-        </w:rPr>
-        <w:t>저의 이름을 입력하세요.</w:t>
+    </w:p>
+    <w:p>
+      <w:pPr>
+        <w:rPr>
+          <w:sz w:val="24"/>
+          <w:szCs w:val="28"/>
+        </w:rPr>
+      </w:pPr>
+      <w:r>
+        <w:rPr>
+          <w:rFonts w:hint="eastAsia"/>
+          <w:sz w:val="24"/>
+          <w:szCs w:val="28"/>
+        </w:rPr>
+        <w:t xml:space="preserve">저의 이름을 </w:t>
+      </w:r>
+      <w:r>
+        <w:rPr>
+          <w:sz w:val="24"/>
+          <w:szCs w:val="28"/>
+        </w:rPr>
+        <w:t>‘</w:t>
+      </w:r>
+      <w:r>
+        <w:rPr>
+          <w:rFonts w:hint="eastAsia"/>
+          <w:sz w:val="24"/>
+          <w:szCs w:val="28"/>
+        </w:rPr>
+        <w:t>반반</w:t>
+      </w:r>
+      <w:r>
+        <w:rPr>
+          <w:sz w:val="24"/>
+          <w:szCs w:val="28"/>
+        </w:rPr>
+        <w:t>’</w:t>
+      </w:r>
+      <w:r>
+        <w:rPr>
+          <w:rFonts w:hint="eastAsia"/>
+          <w:sz w:val="24"/>
+          <w:szCs w:val="28"/>
+        </w:rPr>
+        <w:t xml:space="preserve">을 </w:t>
+      </w:r>
+      <w:r>
+        <w:rPr>
+          <w:rFonts w:hint="eastAsia"/>
+          <w:sz w:val="24"/>
+          <w:szCs w:val="28"/>
+        </w:rPr>
+        <w:t>입력하세요.</w:t>
       </w:r>
     </w:p>
     <w:p>
@@ -484,14 +535,6 @@
           <w:szCs w:val="28"/>
         </w:rPr>
       </w:pPr>
-    </w:p>
-    <w:p>
-      <w:pPr>
-        <w:rPr>
-          <w:sz w:val="24"/>
-          <w:szCs w:val="28"/>
-        </w:rPr>
-      </w:pPr>
       <w:r>
         <w:rPr>
           <w:sz w:val="24"/>
@@ -709,7 +752,49 @@
         </w:rPr>
         <w:t xml:space="preserve"> </w:t>
       </w:r>
+    </w:p>
+    <w:p>
+      <w:pPr>
+        <w:rPr>
+          <w:sz w:val="24"/>
+          <w:szCs w:val="28"/>
+        </w:rPr>
+      </w:pPr>
       <w:proofErr w:type="spellStart"/>
+      <w:proofErr w:type="gramStart"/>
+      <w:r>
+        <w:rPr>
+          <w:rFonts w:hint="eastAsia"/>
+          <w:sz w:val="24"/>
+          <w:szCs w:val="28"/>
+        </w:rPr>
+        <w:t>초성힌트</w:t>
+      </w:r>
+      <w:proofErr w:type="spellEnd"/>
+      <w:r>
+        <w:rPr>
+          <w:rFonts w:hint="eastAsia"/>
+          <w:sz w:val="24"/>
+          <w:szCs w:val="28"/>
+        </w:rPr>
+        <w:t xml:space="preserve"> </w:t>
+      </w:r>
+      <w:r>
+        <w:rPr>
+          <w:sz w:val="24"/>
+          <w:szCs w:val="28"/>
+        </w:rPr>
+        <w:t>:</w:t>
+      </w:r>
+      <w:proofErr w:type="gramEnd"/>
+      <w:r>
+        <w:rPr>
+          <w:sz w:val="24"/>
+          <w:szCs w:val="28"/>
+        </w:rPr>
+        <w:t xml:space="preserve"> </w:t>
+      </w:r>
+      <w:proofErr w:type="spellStart"/>
       <w:r>
         <w:rPr>
           <w:rFonts w:hint="eastAsia"/>
@@ -733,16 +818,8 @@
           <w:sz w:val="24"/>
           <w:szCs w:val="28"/>
         </w:rPr>
-        <w:t>그곳 밑에 메모가 있다.</w:t>
-      </w:r>
-    </w:p>
-    <w:p>
-      <w:pPr>
-        <w:rPr>
-          <w:sz w:val="24"/>
-          <w:szCs w:val="28"/>
-        </w:rPr>
-      </w:pPr>
+        <w:t>그곳에 메모가 있다.</w:t>
+      </w:r>
     </w:p>
     <w:p>
       <w:pPr>
@@ -795,7 +872,6 @@
     <w:p>
       <w:pPr>
         <w:rPr>
-          <w:rFonts w:hint="eastAsia"/>
           <w:sz w:val="24"/>
           <w:szCs w:val="28"/>
         </w:rPr>
@@ -826,8 +902,6 @@
         </w:rPr>
         <w:t xml:space="preserve"> 위치를 알려주마</w:t>
       </w:r>
-      <w:bookmarkStart w:id="0" w:name="_GoBack"/>
-      <w:bookmarkEnd w:id="0"/>
     </w:p>
     <w:p>
       <w:pPr>
@@ -891,6 +965,115 @@
           </wp:inline>
         </w:drawing>
       </w:r>
+    </w:p>
+    <w:p>
+      <w:pPr>
+        <w:rPr>
+          <w:sz w:val="24"/>
+          <w:szCs w:val="28"/>
+        </w:rPr>
+      </w:pPr>
+    </w:p>
+    <w:p>
+      <w:pPr>
+        <w:rPr>
+          <w:rFonts w:hint="eastAsia"/>
+          <w:sz w:val="24"/>
+          <w:szCs w:val="28"/>
+        </w:rPr>
+      </w:pPr>
+    </w:p>
+    <w:p>
+      <w:pPr>
+        <w:rPr>
+          <w:rFonts w:hint="eastAsia"/>
+          <w:sz w:val="24"/>
+          <w:szCs w:val="28"/>
+        </w:rPr>
+      </w:pPr>
+      <w:r>
+        <w:rPr>
+          <w:rFonts w:hint="eastAsia"/>
+          <w:sz w:val="24"/>
+          <w:szCs w:val="28"/>
+        </w:rPr>
+        <w:t>대단해 정말 대단해</w:t>
+      </w:r>
+    </w:p>
+    <w:p>
+      <w:pPr>
+        <w:rPr>
+          <w:sz w:val="24"/>
+          <w:szCs w:val="28"/>
+        </w:rPr>
+      </w:pPr>
+      <w:proofErr w:type="gramStart"/>
+      <w:r>
+        <w:rPr>
+          <w:rFonts w:hint="eastAsia"/>
+          <w:sz w:val="24"/>
+          <w:szCs w:val="28"/>
+        </w:rPr>
+        <w:t>이런.</w:t>
+      </w:r>
+      <w:r>
+        <w:rPr>
+          <w:sz w:val="24"/>
+          <w:szCs w:val="28"/>
+        </w:rPr>
+        <w:t>.</w:t>
+      </w:r>
+      <w:proofErr w:type="gramEnd"/>
+      <w:r>
+        <w:rPr>
+          <w:sz w:val="24"/>
+          <w:szCs w:val="28"/>
+        </w:rPr>
+        <w:t xml:space="preserve"> </w:t>
+      </w:r>
+      <w:r>
+        <w:rPr>
+          <w:rFonts w:hint="eastAsia"/>
+          <w:sz w:val="24"/>
+          <w:szCs w:val="28"/>
+        </w:rPr>
+        <w:t xml:space="preserve">보물을 </w:t>
+      </w:r>
+      <w:proofErr w:type="gramStart"/>
+      <w:r>
+        <w:rPr>
+          <w:rFonts w:hint="eastAsia"/>
+          <w:sz w:val="24"/>
+          <w:szCs w:val="28"/>
+        </w:rPr>
+        <w:t>빼앗기다니.</w:t>
+      </w:r>
+      <w:r>
+        <w:rPr>
+          <w:sz w:val="24"/>
+          <w:szCs w:val="28"/>
+        </w:rPr>
+        <w:t>.</w:t>
+      </w:r>
+      <w:proofErr w:type="gramEnd"/>
+    </w:p>
+    <w:p>
+      <w:pPr>
+        <w:rPr>
+          <w:sz w:val="24"/>
+          <w:szCs w:val="28"/>
+        </w:rPr>
+      </w:pPr>
+      <w:r>
+        <w:rPr>
+          <w:rFonts w:hint="eastAsia"/>
+          <w:sz w:val="24"/>
+          <w:szCs w:val="28"/>
+        </w:rPr>
+        <w:t xml:space="preserve">다음에 </w:t>
+      </w:r>
+      <w:bookmarkStart w:id="0" w:name="_GoBack"/>
+      <w:bookmarkEnd w:id="0"/>
     </w:p>
     <w:sectPr>
       <w:pgSz w:w="11906" w:h="16838"/>
@@ -1076,6 +1259,7 @@
     <w:lsdException w:name="HTML Sample" w:semiHidden="1" w:unhideWhenUsed="1"/>
     <w:lsdException w:name="HTML Typewriter" w:semiHidden="1" w:unhideWhenUsed="1"/>
     <w:lsdException w:name="HTML Variable" w:semiHidden="1" w:unhideWhenUsed="1"/>
+    <w:lsdException w:name="Normal Table" w:semiHidden="1" w:unhideWhenUsed="1"/>
     <w:lsdException w:name="annotation subject" w:semiHidden="1" w:unhideWhenUsed="1"/>
     <w:lsdException w:name="No List" w:semiHidden="1" w:unhideWhenUsed="1"/>
     <w:lsdException w:name="Outline List 1" w:semiHidden="1" w:unhideWhenUsed="1"/>
@@ -1122,8 +1306,10 @@
     <w:lsdException w:name="Table Subtle 2" w:semiHidden="1" w:unhideWhenUsed="1"/>
     <w:lsdException w:name="Table Web 1" w:semiHidden="1" w:unhideWhenUsed="1"/>
     <w:lsdException w:name="Table Web 2" w:semiHidden="1" w:unhideWhenUsed="1"/>
+    <w:lsdException w:name="Table Web 3" w:semiHidden="1" w:unhideWhenUsed="1"/>
     <w:lsdException w:name="Balloon Text" w:semiHidden="1" w:unhideWhenUsed="1"/>
     <w:lsdException w:name="Table Grid" w:uiPriority="39"/>
+    <w:lsdException w:name="Table Theme" w:semiHidden="1" w:unhideWhenUsed="1"/>
     <w:lsdException w:name="Placeholder Text" w:semiHidden="1"/>
     <w:lsdException w:name="No Spacing" w:uiPriority="1" w:qFormat="1"/>
     <w:lsdException w:name="Light Shading" w:uiPriority="60"/>
